--- a/docs/AVIRMATH_AI_Explained_Simply.docx
+++ b/docs/AVIRMATH_AI_Explained_Simply.docx
@@ -414,7 +414,7 @@
               <w:rPr>
                 <w:sz w:val="17"/>
               </w:rPr>
-              <w:t xml:space="preserve">: how to work, the house rules (see "The rulebook" below). (2) The </w:t>
+              <w:t xml:space="preserve">: how to work, the house rules. (2) The </w:t>
             </w:r>
             <w:r>
               <w:rPr>
@@ -666,45 +666,6 @@
       </w:r>
     </w:p>
     <w:p>
-      <w:pPr>
-        <w:jc w:val="center"/>
-      </w:pPr>
-      <w:r>
-        <w:drawing>
-          <wp:inline xmlns:a="http://schemas.openxmlformats.org/drawingml/2006/main" xmlns:pic="http://schemas.openxmlformats.org/drawingml/2006/picture">
-            <wp:extent cx="5940000" cy="3830491"/>
-            <wp:docPr id="1" name="Picture 1"/>
-            <wp:cNvGraphicFramePr>
-              <a:graphicFrameLocks noChangeAspect="1"/>
-            </wp:cNvGraphicFramePr>
-            <a:graphic>
-              <a:graphicData uri="http://schemas.openxmlformats.org/drawingml/2006/picture">
-                <pic:pic>
-                  <pic:nvPicPr>
-                    <pic:cNvPr id="0" name="simple1_lesson_and_video.png"/>
-                    <pic:cNvPicPr/>
-                  </pic:nvPicPr>
-                  <pic:blipFill>
-                    <a:blip r:embed="rId9"/>
-                    <a:stretch>
-                      <a:fillRect/>
-                    </a:stretch>
-                  </pic:blipFill>
-                  <pic:spPr>
-                    <a:xfrm>
-                      <a:off x="0" y="0"/>
-                      <a:ext cx="5940000" cy="3830491"/>
-                    </a:xfrm>
-                    <a:prstGeom prst="rect"/>
-                  </pic:spPr>
-                </pic:pic>
-              </a:graphicData>
-            </a:graphic>
-          </wp:inline>
-        </w:drawing>
-      </w:r>
-    </w:p>
-    <w:p>
       <w:r>
         <w:t>Think of it as a newsroom with eight desks and an editor.</w:t>
       </w:r>
@@ -808,7 +769,7 @@
         <w:t>Animation Director</w:t>
       </w:r>
       <w:r>
-        <w:t xml:space="preserve"> turns the cues into Manim scenes, timed to the narration.</w:t>
+        <w:t xml:space="preserve"> turns the lesson into animated scenes.</w:t>
       </w:r>
     </w:p>
     <w:p>
@@ -822,7 +783,7 @@
         <w:t>Visual Critic</w:t>
       </w:r>
       <w:r>
-        <w:t xml:space="preserve"> looks at one still per beat, "watching it muted", for overlaps, clipping and wrong colours. </w:t>
+        <w:t xml:space="preserve"> reviews the rendered scenes frame by frame for overlaps, clipping and wrong colours. </w:t>
       </w:r>
       <w:r>
         <w:rPr>
@@ -864,21 +825,7 @@
         <w:t>Voice</w:t>
       </w:r>
       <w:r>
-        <w:t>: Sonia reads the narration chapter by chapter and reports when each word is spoken.</w:t>
-      </w:r>
-    </w:p>
-    <w:p>
-      <w:pPr>
-        <w:pStyle w:val="ListBullet"/>
-      </w:pPr>
-      <w:r>
-        <w:rPr>
-          <w:b/>
-        </w:rPr>
-        <w:t>Sync</w:t>
-      </w:r>
-      <w:r>
-        <w:t>: each animation beat is stretched to exactly its spoken words.</w:t>
+        <w:t>: Sonia reads the narration.</w:t>
       </w:r>
     </w:p>
     <w:p>
@@ -939,871 +886,6 @@
         <w:pStyle w:val="Heading1"/>
       </w:pPr>
       <w:r>
-        <w:t>The rulebook: where the AvirmathAI skill fits</w:t>
-      </w:r>
-    </w:p>
-    <w:p>
-      <w:r>
-        <w:t xml:space="preserve">The skill is the knowledge the agents were trained on before any lesson was made. It is not a model and not a database. It is about 1,200 lines of written rules and starter code in </w:t>
-      </w:r>
-      <w:r>
-        <w:rPr>
-          <w:rFonts w:ascii="Consolas" w:hAnsi="Consolas"/>
-          <w:sz w:val="19"/>
-        </w:rPr>
-        <w:t>skills/avirmathai/</w:t>
-      </w:r>
-      <w:r>
-        <w:t xml:space="preserve">, and it is the first thing every agent reads. In the architecture it is the </w:t>
-      </w:r>
-      <w:r>
-        <w:rPr>
-          <w:b/>
-        </w:rPr>
-        <w:t>procedural memory</w:t>
-      </w:r>
-      <w:r>
-        <w:t>: it tells each role how to do its job well and what counts as a mistake.</w:t>
-      </w:r>
-    </w:p>
-    <w:tbl>
-      <w:tblPr>
-        <w:tblStyle w:val="TableGrid"/>
-        <w:tblW w:type="auto" w:w="0"/>
-        <w:jc w:val="center"/>
-        <w:tblLook w:firstColumn="1" w:firstRow="1" w:lastColumn="0" w:lastRow="0" w:noHBand="0" w:noVBand="1" w:val="04A0"/>
-      </w:tblPr>
-      <w:tblGrid>
-        <w:gridCol w:w="3249"/>
-        <w:gridCol w:w="3249"/>
-        <w:gridCol w:w="3249"/>
-      </w:tblGrid>
-      <w:tr>
-        <w:tc>
-          <w:tcPr>
-            <w:tcW w:type="dxa" w:w="3249"/>
-            <w:shd w:val="clear" w:color="auto" w:fill="E5E7EB"/>
-          </w:tcPr>
-          <w:p>
-            <w:pPr>
-              <w:spacing w:after="20"/>
-            </w:pPr>
-            <w:r>
-              <w:rPr>
-                <w:b/>
-                <w:sz w:val="17"/>
-              </w:rPr>
-            </w:r>
-            <w:r>
-              <w:rPr>
-                <w:b/>
-                <w:sz w:val="17"/>
-              </w:rPr>
-              <w:t>Skill file</w:t>
-            </w:r>
-          </w:p>
-        </w:tc>
-        <w:tc>
-          <w:tcPr>
-            <w:tcW w:type="dxa" w:w="3249"/>
-            <w:shd w:val="clear" w:color="auto" w:fill="E5E7EB"/>
-          </w:tcPr>
-          <w:p>
-            <w:pPr>
-              <w:spacing w:after="20"/>
-            </w:pPr>
-            <w:r>
-              <w:rPr>
-                <w:b/>
-                <w:sz w:val="17"/>
-              </w:rPr>
-            </w:r>
-            <w:r>
-              <w:rPr>
-                <w:b/>
-                <w:sz w:val="17"/>
-              </w:rPr>
-              <w:t>What it holds</w:t>
-            </w:r>
-          </w:p>
-        </w:tc>
-        <w:tc>
-          <w:tcPr>
-            <w:tcW w:type="dxa" w:w="3249"/>
-            <w:shd w:val="clear" w:color="auto" w:fill="E5E7EB"/>
-          </w:tcPr>
-          <w:p>
-            <w:pPr>
-              <w:spacing w:after="20"/>
-            </w:pPr>
-            <w:r>
-              <w:rPr>
-                <w:b/>
-                <w:sz w:val="17"/>
-              </w:rPr>
-            </w:r>
-            <w:r>
-              <w:rPr>
-                <w:b/>
-                <w:sz w:val="17"/>
-              </w:rPr>
-              <w:t>Which agent reads it</w:t>
-            </w:r>
-          </w:p>
-        </w:tc>
-      </w:tr>
-      <w:tr>
-        <w:tc>
-          <w:tcPr>
-            <w:tcW w:type="dxa" w:w="3249"/>
-          </w:tcPr>
-          <w:p>
-            <w:pPr>
-              <w:spacing w:after="20"/>
-            </w:pPr>
-            <w:r>
-              <w:rPr>
-                <w:sz w:val="17"/>
-              </w:rPr>
-            </w:r>
-            <w:r>
-              <w:rPr>
-                <w:rFonts w:ascii="Consolas" w:hAnsi="Consolas"/>
-                <w:sz w:val="17"/>
-              </w:rPr>
-              <w:t>SKILL.md</w:t>
-            </w:r>
-          </w:p>
-        </w:tc>
-        <w:tc>
-          <w:tcPr>
-            <w:tcW w:type="dxa" w:w="3249"/>
-          </w:tcPr>
-          <w:p>
-            <w:pPr>
-              <w:spacing w:after="20"/>
-            </w:pPr>
-            <w:r>
-              <w:rPr>
-                <w:sz w:val="17"/>
-              </w:rPr>
-            </w:r>
-            <w:r>
-              <w:rPr>
-                <w:sz w:val="17"/>
-              </w:rPr>
-              <w:t>The working order and house rules: approval before building, story first, maths at the centre, real industry examples, British narration, step-by-step working</w:t>
-            </w:r>
-          </w:p>
-        </w:tc>
-        <w:tc>
-          <w:tcPr>
-            <w:tcW w:type="dxa" w:w="3249"/>
-          </w:tcPr>
-          <w:p>
-            <w:pPr>
-              <w:spacing w:after="20"/>
-            </w:pPr>
-            <w:r>
-              <w:rPr>
-                <w:sz w:val="17"/>
-              </w:rPr>
-            </w:r>
-            <w:r>
-              <w:rPr>
-                <w:b/>
-                <w:sz w:val="17"/>
-              </w:rPr>
-              <w:t>Orchestrator</w:t>
-            </w:r>
-            <w:r>
-              <w:rPr>
-                <w:sz w:val="17"/>
-              </w:rPr>
-              <w:t xml:space="preserve"> (the order of work), and every agent for the house rules</w:t>
-            </w:r>
-          </w:p>
-        </w:tc>
-      </w:tr>
-      <w:tr>
-        <w:tc>
-          <w:tcPr>
-            <w:tcW w:type="dxa" w:w="3249"/>
-          </w:tcPr>
-          <w:p>
-            <w:pPr>
-              <w:spacing w:after="20"/>
-            </w:pPr>
-            <w:r>
-              <w:rPr>
-                <w:sz w:val="17"/>
-              </w:rPr>
-            </w:r>
-            <w:r>
-              <w:rPr>
-                <w:rFonts w:ascii="Consolas" w:hAnsi="Consolas"/>
-                <w:sz w:val="17"/>
-              </w:rPr>
-              <w:t>references/pedagogy.md</w:t>
-            </w:r>
-          </w:p>
-        </w:tc>
-        <w:tc>
-          <w:tcPr>
-            <w:tcW w:type="dxa" w:w="3249"/>
-          </w:tcPr>
-          <w:p>
-            <w:pPr>
-              <w:spacing w:after="20"/>
-            </w:pPr>
-            <w:r>
-              <w:rPr>
-                <w:sz w:val="17"/>
-              </w:rPr>
-            </w:r>
-            <w:r>
-              <w:rPr>
-                <w:sz w:val="17"/>
-              </w:rPr>
-              <w:t>How to break a topic into micro-lessons; a five-step method for building and stress-testing an analogy</w:t>
-            </w:r>
-          </w:p>
-        </w:tc>
-        <w:tc>
-          <w:tcPr>
-            <w:tcW w:type="dxa" w:w="3249"/>
-          </w:tcPr>
-          <w:p>
-            <w:pPr>
-              <w:spacing w:after="20"/>
-            </w:pPr>
-            <w:r>
-              <w:rPr>
-                <w:sz w:val="17"/>
-              </w:rPr>
-            </w:r>
-            <w:r>
-              <w:rPr>
-                <w:b/>
-                <w:sz w:val="17"/>
-              </w:rPr>
-              <w:t>Profiler</w:t>
-            </w:r>
-            <w:r>
-              <w:rPr>
-                <w:sz w:val="17"/>
-              </w:rPr>
-              <w:t xml:space="preserve"> (objectives, prerequisite ladder) and </w:t>
-            </w:r>
-            <w:r>
-              <w:rPr>
-                <w:b/>
-                <w:sz w:val="17"/>
-              </w:rPr>
-              <w:t>Lesson Writer</w:t>
-            </w:r>
-            <w:r>
-              <w:rPr>
-                <w:sz w:val="17"/>
-              </w:rPr>
-              <w:t xml:space="preserve"> (story, analogies)</w:t>
-            </w:r>
-          </w:p>
-        </w:tc>
-      </w:tr>
-      <w:tr>
-        <w:tc>
-          <w:tcPr>
-            <w:tcW w:type="dxa" w:w="3249"/>
-          </w:tcPr>
-          <w:p>
-            <w:pPr>
-              <w:spacing w:after="20"/>
-            </w:pPr>
-            <w:r>
-              <w:rPr>
-                <w:sz w:val="17"/>
-              </w:rPr>
-            </w:r>
-            <w:r>
-              <w:rPr>
-                <w:rFonts w:ascii="Consolas" w:hAnsi="Consolas"/>
-                <w:sz w:val="17"/>
-              </w:rPr>
-              <w:t>references/math-visuals.md</w:t>
-            </w:r>
-          </w:p>
-        </w:tc>
-        <w:tc>
-          <w:tcPr>
-            <w:tcW w:type="dxa" w:w="3249"/>
-          </w:tcPr>
-          <w:p>
-            <w:pPr>
-              <w:spacing w:after="20"/>
-            </w:pPr>
-            <w:r>
-              <w:rPr>
-                <w:sz w:val="17"/>
-              </w:rPr>
-            </w:r>
-            <w:r>
-              <w:rPr>
-                <w:sz w:val="17"/>
-              </w:rPr>
-              <w:t>How to draw vectors, matrices, the dot product, softmax, gradients, attention; where a tempting picture is subtly wrong</w:t>
-            </w:r>
-          </w:p>
-        </w:tc>
-        <w:tc>
-          <w:tcPr>
-            <w:tcW w:type="dxa" w:w="3249"/>
-          </w:tcPr>
-          <w:p>
-            <w:pPr>
-              <w:spacing w:after="20"/>
-            </w:pPr>
-            <w:r>
-              <w:rPr>
-                <w:sz w:val="17"/>
-              </w:rPr>
-            </w:r>
-            <w:r>
-              <w:rPr>
-                <w:b/>
-                <w:sz w:val="17"/>
-              </w:rPr>
-              <w:t>Animation Director</w:t>
-            </w:r>
-            <w:r>
-              <w:rPr>
-                <w:sz w:val="17"/>
-              </w:rPr>
-              <w:t xml:space="preserve"> (what to draw) and </w:t>
-            </w:r>
-            <w:r>
-              <w:rPr>
-                <w:b/>
-                <w:sz w:val="17"/>
-              </w:rPr>
-              <w:t>Visual Critic</w:t>
-            </w:r>
-            <w:r>
-              <w:rPr>
-                <w:sz w:val="17"/>
-              </w:rPr>
-              <w:t xml:space="preserve"> (what counts as a wrong picture)</w:t>
-            </w:r>
-          </w:p>
-        </w:tc>
-      </w:tr>
-      <w:tr>
-        <w:tc>
-          <w:tcPr>
-            <w:tcW w:type="dxa" w:w="3249"/>
-          </w:tcPr>
-          <w:p>
-            <w:pPr>
-              <w:spacing w:after="20"/>
-            </w:pPr>
-            <w:r>
-              <w:rPr>
-                <w:sz w:val="17"/>
-              </w:rPr>
-            </w:r>
-            <w:r>
-              <w:rPr>
-                <w:rFonts w:ascii="Consolas" w:hAnsi="Consolas"/>
-                <w:sz w:val="17"/>
-              </w:rPr>
-              <w:t>references/manim-ce.md</w:t>
-            </w:r>
-          </w:p>
-        </w:tc>
-        <w:tc>
-          <w:tcPr>
-            <w:tcW w:type="dxa" w:w="3249"/>
-          </w:tcPr>
-          <w:p>
-            <w:pPr>
-              <w:spacing w:after="20"/>
-            </w:pPr>
-            <w:r>
-              <w:rPr>
-                <w:sz w:val="17"/>
-              </w:rPr>
-            </w:r>
-            <w:r>
-              <w:rPr>
-                <w:sz w:val="17"/>
-              </w:rPr>
-              <w:t xml:space="preserve">Manim set-up, command line, camera moves, 3D, likely errors; differences from </w:t>
-            </w:r>
-            <w:r>
-              <w:rPr>
-                <w:rFonts w:ascii="Consolas" w:hAnsi="Consolas"/>
-                <w:sz w:val="17"/>
-              </w:rPr>
-              <w:t>manimgl</w:t>
-            </w:r>
-          </w:p>
-        </w:tc>
-        <w:tc>
-          <w:tcPr>
-            <w:tcW w:type="dxa" w:w="3249"/>
-          </w:tcPr>
-          <w:p>
-            <w:pPr>
-              <w:spacing w:after="20"/>
-            </w:pPr>
-            <w:r>
-              <w:rPr>
-                <w:sz w:val="17"/>
-              </w:rPr>
-            </w:r>
-            <w:r>
-              <w:rPr>
-                <w:b/>
-                <w:sz w:val="17"/>
-              </w:rPr>
-              <w:t>Animation Director</w:t>
-            </w:r>
-          </w:p>
-        </w:tc>
-      </w:tr>
-      <w:tr>
-        <w:tc>
-          <w:tcPr>
-            <w:tcW w:type="dxa" w:w="3249"/>
-          </w:tcPr>
-          <w:p>
-            <w:pPr>
-              <w:spacing w:after="20"/>
-            </w:pPr>
-            <w:r>
-              <w:rPr>
-                <w:sz w:val="17"/>
-              </w:rPr>
-            </w:r>
-            <w:r>
-              <w:rPr>
-                <w:rFonts w:ascii="Consolas" w:hAnsi="Consolas"/>
-                <w:sz w:val="17"/>
-              </w:rPr>
-              <w:t>references/visual-style.md</w:t>
-            </w:r>
-          </w:p>
-        </w:tc>
-        <w:tc>
-          <w:tcPr>
-            <w:tcW w:type="dxa" w:w="3249"/>
-          </w:tcPr>
-          <w:p>
-            <w:pPr>
-              <w:spacing w:after="20"/>
-            </w:pPr>
-            <w:r>
-              <w:rPr>
-                <w:sz w:val="17"/>
-              </w:rPr>
-            </w:r>
-            <w:r>
-              <w:rPr>
-                <w:sz w:val="17"/>
-              </w:rPr>
-              <w:t>"Watch it muted" turned into rules for colour, camera and text grouping, with a review checklist</w:t>
-            </w:r>
-          </w:p>
-        </w:tc>
-        <w:tc>
-          <w:tcPr>
-            <w:tcW w:type="dxa" w:w="3249"/>
-          </w:tcPr>
-          <w:p>
-            <w:pPr>
-              <w:spacing w:after="20"/>
-            </w:pPr>
-            <w:r>
-              <w:rPr>
-                <w:sz w:val="17"/>
-              </w:rPr>
-            </w:r>
-            <w:r>
-              <w:rPr>
-                <w:b/>
-                <w:sz w:val="17"/>
-              </w:rPr>
-              <w:t>Visual Critic</w:t>
-            </w:r>
-            <w:r>
-              <w:rPr>
-                <w:sz w:val="17"/>
-              </w:rPr>
-              <w:t xml:space="preserve"> (the checklist) and </w:t>
-            </w:r>
-            <w:r>
-              <w:rPr>
-                <w:b/>
-                <w:sz w:val="17"/>
-              </w:rPr>
-              <w:t>Animation Director</w:t>
-            </w:r>
-          </w:p>
-        </w:tc>
-      </w:tr>
-      <w:tr>
-        <w:tc>
-          <w:tcPr>
-            <w:tcW w:type="dxa" w:w="3249"/>
-          </w:tcPr>
-          <w:p>
-            <w:pPr>
-              <w:spacing w:after="20"/>
-            </w:pPr>
-            <w:r>
-              <w:rPr>
-                <w:sz w:val="17"/>
-              </w:rPr>
-            </w:r>
-            <w:r>
-              <w:rPr>
-                <w:rFonts w:ascii="Consolas" w:hAnsi="Consolas"/>
-                <w:sz w:val="17"/>
-              </w:rPr>
-              <w:t>references/production.md</w:t>
-            </w:r>
-          </w:p>
-        </w:tc>
-        <w:tc>
-          <w:tcPr>
-            <w:tcW w:type="dxa" w:w="3249"/>
-          </w:tcPr>
-          <w:p>
-            <w:pPr>
-              <w:spacing w:after="20"/>
-            </w:pPr>
-            <w:r>
-              <w:rPr>
-                <w:sz w:val="17"/>
-              </w:rPr>
-            </w:r>
-            <w:r>
-              <w:rPr>
-                <w:sz w:val="17"/>
-              </w:rPr>
-              <w:t>Recording, Audacity clean-up, DaVinci Resolve assembly, music, YouTube export</w:t>
-            </w:r>
-          </w:p>
-        </w:tc>
-        <w:tc>
-          <w:tcPr>
-            <w:tcW w:type="dxa" w:w="3249"/>
-          </w:tcPr>
-          <w:p>
-            <w:pPr>
-              <w:spacing w:after="20"/>
-            </w:pPr>
-            <w:r>
-              <w:rPr>
-                <w:sz w:val="17"/>
-              </w:rPr>
-            </w:r>
-            <w:r>
-              <w:rPr>
-                <w:sz w:val="17"/>
-              </w:rPr>
-              <w:t>Written for a human editor. In the built pipeline this stage is automated by the Voice, Sync and Assemble machines, so it is used only when a lesson is finished by hand</w:t>
-            </w:r>
-          </w:p>
-        </w:tc>
-      </w:tr>
-      <w:tr>
-        <w:tc>
-          <w:tcPr>
-            <w:tcW w:type="dxa" w:w="3249"/>
-          </w:tcPr>
-          <w:p>
-            <w:pPr>
-              <w:spacing w:after="20"/>
-            </w:pPr>
-            <w:r>
-              <w:rPr>
-                <w:sz w:val="17"/>
-              </w:rPr>
-            </w:r>
-            <w:r>
-              <w:rPr>
-                <w:rFonts w:ascii="Consolas" w:hAnsi="Consolas"/>
-                <w:sz w:val="17"/>
-              </w:rPr>
-              <w:t>assets/avirmath_style.py</w:t>
-            </w:r>
-          </w:p>
-        </w:tc>
-        <w:tc>
-          <w:tcPr>
-            <w:tcW w:type="dxa" w:w="3249"/>
-          </w:tcPr>
-          <w:p>
-            <w:pPr>
-              <w:spacing w:after="20"/>
-            </w:pPr>
-            <w:r>
-              <w:rPr>
-                <w:sz w:val="17"/>
-              </w:rPr>
-            </w:r>
-            <w:r>
-              <w:rPr>
-                <w:sz w:val="17"/>
-              </w:rPr>
-              <w:t>The colour palette and drawing helpers</w:t>
-            </w:r>
-          </w:p>
-        </w:tc>
-        <w:tc>
-          <w:tcPr>
-            <w:tcW w:type="dxa" w:w="3249"/>
-          </w:tcPr>
-          <w:p>
-            <w:pPr>
-              <w:spacing w:after="20"/>
-            </w:pPr>
-            <w:r>
-              <w:rPr>
-                <w:sz w:val="17"/>
-              </w:rPr>
-            </w:r>
-            <w:r>
-              <w:rPr>
-                <w:b/>
-                <w:sz w:val="17"/>
-              </w:rPr>
-              <w:t>Animation Director</w:t>
-            </w:r>
-            <w:r>
-              <w:rPr>
-                <w:sz w:val="17"/>
-              </w:rPr>
-              <w:t xml:space="preserve">; the production style module </w:t>
-            </w:r>
-            <w:r>
-              <w:rPr>
-                <w:rFonts w:ascii="Consolas" w:hAnsi="Consolas"/>
-                <w:sz w:val="17"/>
-              </w:rPr>
-              <w:t>video/style.py</w:t>
-            </w:r>
-            <w:r>
-              <w:rPr>
-                <w:sz w:val="17"/>
-              </w:rPr>
-              <w:t xml:space="preserve"> grew out of it</w:t>
-            </w:r>
-          </w:p>
-        </w:tc>
-      </w:tr>
-      <w:tr>
-        <w:tc>
-          <w:tcPr>
-            <w:tcW w:type="dxa" w:w="3249"/>
-          </w:tcPr>
-          <w:p>
-            <w:pPr>
-              <w:spacing w:after="20"/>
-            </w:pPr>
-            <w:r>
-              <w:rPr>
-                <w:sz w:val="17"/>
-              </w:rPr>
-            </w:r>
-            <w:r>
-              <w:rPr>
-                <w:rFonts w:ascii="Consolas" w:hAnsi="Consolas"/>
-                <w:sz w:val="17"/>
-              </w:rPr>
-              <w:t>assets/scene_template.py</w:t>
-            </w:r>
-          </w:p>
-        </w:tc>
-        <w:tc>
-          <w:tcPr>
-            <w:tcW w:type="dxa" w:w="3249"/>
-          </w:tcPr>
-          <w:p>
-            <w:pPr>
-              <w:spacing w:after="20"/>
-            </w:pPr>
-            <w:r>
-              <w:rPr>
-                <w:sz w:val="17"/>
-              </w:rPr>
-            </w:r>
-            <w:r>
-              <w:rPr>
-                <w:sz w:val="17"/>
-              </w:rPr>
-              <w:t>Three starter scenes: dot product as a shadow, softmax with temperature, a matrix moving space</w:t>
-            </w:r>
-          </w:p>
-        </w:tc>
-        <w:tc>
-          <w:tcPr>
-            <w:tcW w:type="dxa" w:w="3249"/>
-          </w:tcPr>
-          <w:p>
-            <w:pPr>
-              <w:spacing w:after="20"/>
-            </w:pPr>
-            <w:r>
-              <w:rPr>
-                <w:sz w:val="17"/>
-              </w:rPr>
-            </w:r>
-            <w:r>
-              <w:rPr>
-                <w:b/>
-                <w:sz w:val="17"/>
-              </w:rPr>
-              <w:t>Animation Director</w:t>
-            </w:r>
-            <w:r>
-              <w:rPr>
-                <w:sz w:val="17"/>
-              </w:rPr>
-              <w:t>, as the pattern every new scene copies</w:t>
-            </w:r>
-          </w:p>
-        </w:tc>
-      </w:tr>
-      <w:tr>
-        <w:tc>
-          <w:tcPr>
-            <w:tcW w:type="dxa" w:w="3249"/>
-          </w:tcPr>
-          <w:p>
-            <w:pPr>
-              <w:spacing w:after="20"/>
-            </w:pPr>
-            <w:r>
-              <w:rPr>
-                <w:sz w:val="17"/>
-              </w:rPr>
-            </w:r>
-            <w:r>
-              <w:rPr>
-                <w:rFonts w:ascii="Consolas" w:hAnsi="Consolas"/>
-                <w:sz w:val="17"/>
-              </w:rPr>
-              <w:t>assets/storyboard_template.md</w:t>
-            </w:r>
-          </w:p>
-        </w:tc>
-        <w:tc>
-          <w:tcPr>
-            <w:tcW w:type="dxa" w:w="3249"/>
-          </w:tcPr>
-          <w:p>
-            <w:pPr>
-              <w:spacing w:after="20"/>
-            </w:pPr>
-            <w:r>
-              <w:rPr>
-                <w:sz w:val="17"/>
-              </w:rPr>
-            </w:r>
-            <w:r>
-              <w:rPr>
-                <w:sz w:val="17"/>
-              </w:rPr>
-              <w:t>The storyboard layout the founder approves</w:t>
-            </w:r>
-          </w:p>
-        </w:tc>
-        <w:tc>
-          <w:tcPr>
-            <w:tcW w:type="dxa" w:w="3249"/>
-          </w:tcPr>
-          <w:p>
-            <w:pPr>
-              <w:spacing w:after="20"/>
-            </w:pPr>
-            <w:r>
-              <w:rPr>
-                <w:sz w:val="17"/>
-              </w:rPr>
-            </w:r>
-            <w:r>
-              <w:rPr>
-                <w:b/>
-                <w:sz w:val="17"/>
-              </w:rPr>
-              <w:t>Lesson Writer</w:t>
-            </w:r>
-            <w:r>
-              <w:rPr>
-                <w:sz w:val="17"/>
-              </w:rPr>
-              <w:t xml:space="preserve"> writes it; the </w:t>
-            </w:r>
-            <w:r>
-              <w:rPr>
-                <w:b/>
-                <w:sz w:val="17"/>
-              </w:rPr>
-              <w:t>founder</w:t>
-            </w:r>
-            <w:r>
-              <w:rPr>
-                <w:sz w:val="17"/>
-              </w:rPr>
-              <w:t xml:space="preserve"> approves it</w:t>
-            </w:r>
-          </w:p>
-        </w:tc>
-      </w:tr>
-    </w:tbl>
-    <w:p/>
-    <w:p>
-      <w:r>
-        <w:t>So when the diagram says "following the AvirmathAI skill rules", it means these nine files. The design skills (</w:t>
-      </w:r>
-      <w:r>
-        <w:rPr>
-          <w:rFonts w:ascii="Consolas" w:hAnsi="Consolas"/>
-          <w:sz w:val="19"/>
-        </w:rPr>
-        <w:t>ui-ux-pro-max</w:t>
-      </w:r>
-      <w:r>
-        <w:t xml:space="preserve">, </w:t>
-      </w:r>
-      <w:r>
-        <w:rPr>
-          <w:rFonts w:ascii="Consolas" w:hAnsi="Consolas"/>
-          <w:sz w:val="19"/>
-        </w:rPr>
-        <w:t>design-system</w:t>
-      </w:r>
-      <w:r>
-        <w:t xml:space="preserve">, </w:t>
-      </w:r>
-      <w:r>
-        <w:rPr>
-          <w:rFonts w:ascii="Consolas" w:hAnsi="Consolas"/>
-          <w:sz w:val="19"/>
-        </w:rPr>
-        <w:t>brand</w:t>
-      </w:r>
-      <w:r>
-        <w:t>) play the same role for the website and the logo.</w:t>
-      </w:r>
-    </w:p>
-    <w:p>
-      <w:pPr>
-        <w:pStyle w:val="Heading1"/>
-      </w:pPr>
-      <w:r>
         <w:t>Part 2. The whole workflow, end to end</w:t>
       </w:r>
     </w:p>
@@ -1815,7 +897,7 @@
         <w:drawing>
           <wp:inline xmlns:a="http://schemas.openxmlformats.org/drawingml/2006/main" xmlns:pic="http://schemas.openxmlformats.org/drawingml/2006/picture">
             <wp:extent cx="5940000" cy="2926415"/>
-            <wp:docPr id="2" name="Picture 2"/>
+            <wp:docPr id="1" name="Picture 1"/>
             <wp:cNvGraphicFramePr>
               <a:graphicFrameLocks noChangeAspect="1"/>
             </wp:cNvGraphicFramePr>
@@ -1827,7 +909,7 @@
                     <pic:cNvPicPr/>
                   </pic:nvPicPr>
                   <pic:blipFill>
-                    <a:blip r:embed="rId10"/>
+                    <a:blip r:embed="rId9"/>
                     <a:stretch>
                       <a:fillRect/>
                     </a:stretch>
@@ -2253,7 +1335,7 @@
           <w:rFonts w:ascii="Consolas" w:hAnsi="Consolas"/>
           <w:sz w:val="19"/>
         </w:rPr>
-        <w:t>docs/figures/simple1_lesson_and_video.*</w:t>
+        <w:t>docs/figures/simple2_whole_workflow.*</w:t>
       </w:r>
       <w:r>
         <w:t xml:space="preserve"> and </w:t>
@@ -2263,10 +1345,10 @@
           <w:rFonts w:ascii="Consolas" w:hAnsi="Consolas"/>
           <w:sz w:val="19"/>
         </w:rPr>
-        <w:t>simple2_whole_workflow.*</w:t>
+        <w:t>architecture_ieee.*</w:t>
       </w:r>
       <w:r>
-        <w:t>: the two diagrams above (PDF, SVG, PNG).</w:t>
+        <w:t>: the workflow diagrams (PDF, SVG, PNG).</w:t>
       </w:r>
     </w:p>
     <w:p>
@@ -2291,7 +1373,42 @@
         <w:t>.docx</w:t>
       </w:r>
       <w:r>
-        <w:t>: the detailed technical version with full tool versions and the per-agent tool table.</w:t>
+        <w:t>: the technical version with tool versions, the agent roles and the results.</w:t>
+      </w:r>
+    </w:p>
+    <w:p>
+      <w:pPr>
+        <w:pStyle w:val="ListBullet"/>
+      </w:pPr>
+      <w:r>
+        <w:rPr>
+          <w:rFonts w:ascii="Consolas" w:hAnsi="Consolas"/>
+          <w:sz w:val="19"/>
+        </w:rPr>
+        <w:t>lessons/</w:t>
+      </w:r>
+      <w:r>
+        <w:t xml:space="preserve">, </w:t>
+      </w:r>
+      <w:r>
+        <w:rPr>
+          <w:rFonts w:ascii="Consolas" w:hAnsi="Consolas"/>
+          <w:sz w:val="19"/>
+        </w:rPr>
+        <w:t>src/avirmath/mathcore/</w:t>
+      </w:r>
+      <w:r>
+        <w:t xml:space="preserve">, </w:t>
+      </w:r>
+      <w:r>
+        <w:rPr>
+          <w:rFonts w:ascii="Consolas" w:hAnsi="Consolas"/>
+          <w:sz w:val="19"/>
+        </w:rPr>
+        <w:t>tests/</w:t>
+      </w:r>
+      <w:r>
+        <w:t>: the lesson files, the mathematics and the checks, all runnable.</w:t>
       </w:r>
     </w:p>
     <w:sectPr>
